--- a/文档/演示脚本.docx
+++ b/文档/演示脚本.docx
@@ -2,7 +2,33 @@
 <file path=word/document.xml><?xml version="1.0" encoding="utf-8"?>
 <w:document xmlns:w="http://schemas.openxmlformats.org/wordprocessingml/2006/main" xmlns:m="http://schemas.openxmlformats.org/officeDocument/2006/math" xmlns:r="http://schemas.openxmlformats.org/officeDocument/2006/relationships" xmlns:o="urn:schemas-microsoft-com:office:office" xmlns:v="urn:schemas-microsoft-com:vml" xmlns:w10="urn:schemas-microsoft-com:office:word" xmlns:a="http://schemas.openxmlformats.org/drawingml/2006/main" xmlns:pic="http://schemas.openxmlformats.org/drawingml/2006/picture" xmlns:wp="http://schemas.openxmlformats.org/drawingml/2006/wordprocessingDrawing">
   <w:body>
-    <w:bookmarkStart w:id="35" w:name="演示脚本照着走即可"/>
+    <w:sdt>
+      <w:sdtPr>
+        <w:docPartObj>
+          <w:docPartGallery w:val="Table of Contents"/>
+          <w:docPartUnique/>
+        </w:docPartObj>
+      </w:sdtPr>
+      <w:sdtContent>
+        <w:p>
+          <w:pPr>
+            <w:pStyle w:val="TOCHeading"/>
+          </w:pPr>
+          <w:r>
+            <w:t xml:space="preserve">Table of Contents</w:t>
+          </w:r>
+        </w:p>
+        <w:p>
+          <w:r>
+            <w:fldChar w:fldCharType="begin" w:dirty="true"/>
+            <w:instrText xml:space="preserve">TOC \o "1-2" \h \z \u</w:instrText>
+            <w:fldChar w:fldCharType="separate"/>
+            <w:fldChar w:fldCharType="end"/>
+          </w:r>
+        </w:p>
+      </w:sdtContent>
+    </w:sdt>
+    <w:bookmarkStart w:id="36" w:name="演示脚本照着走即可"/>
     <w:p>
       <w:pPr>
         <w:pStyle w:val="Heading1"/>
@@ -26,7 +52,7 @@
         </w:pict>
       </w:r>
     </w:p>
-    <w:bookmarkStart w:id="20" w:name="一启动演示前-5-分钟做好"/>
+    <w:bookmarkStart w:id="21" w:name="一启动演示前-5-分钟做好"/>
     <w:p>
       <w:pPr>
         <w:pStyle w:val="Heading2"/>
@@ -122,13 +148,16 @@
       <w:r>
         <w:t xml:space="preserve"> </w:t>
       </w:r>
-      <w:r>
-        <w:rPr>
-          <w:bCs/>
-          <w:b/>
-        </w:rPr>
-        <w:t xml:space="preserve">http://127.0.0.1:5000</w:t>
-      </w:r>
+      <w:hyperlink r:id="rId20">
+        <w:r>
+          <w:rPr>
+            <w:rStyle w:val="Hyperlink"/>
+            <w:bCs/>
+            <w:b/>
+          </w:rPr>
+          <w:t xml:space="preserve">http://127.0.0.1:5000</w:t>
+        </w:r>
+      </w:hyperlink>
     </w:p>
     <w:p>
       <w:pPr>
@@ -213,8 +242,8 @@
         </w:pict>
       </w:r>
     </w:p>
-    <w:bookmarkEnd w:id="20"/>
-    <w:bookmarkStart w:id="32" w:name="二演示路线按顺序点共-9-步"/>
+    <w:bookmarkEnd w:id="21"/>
+    <w:bookmarkStart w:id="33" w:name="二演示路线按顺序点共-9-步"/>
     <w:p>
       <w:pPr>
         <w:pStyle w:val="Heading2"/>
@@ -223,7 +252,7 @@
         <w:t xml:space="preserve">二、演示路线（按顺序点，共 9 步）</w:t>
       </w:r>
     </w:p>
-    <w:bookmarkStart w:id="21" w:name="开场30-秒"/>
+    <w:bookmarkStart w:id="22" w:name="开场30-秒"/>
     <w:p>
       <w:pPr>
         <w:pStyle w:val="Heading3"/>
@@ -237,10 +266,7 @@
         <w:pStyle w:val="BlockText"/>
       </w:pPr>
       <w:r>
-        <w:t xml:space="preserve">“</w:t>
-      </w:r>
-      <w:r>
-        <w:t xml:space="preserve">这是按论文方法做的矿山自然恢复适宜性评价系统。论文里的评价流程、AHP 定权、</w:t>
+        <w:t xml:space="preserve">"这是按论文方法做的矿山自然恢复适宜性评价系统。论文里的评价流程、AHP 定权、</w:t>
       </w:r>
       <w:r>
         <w:t xml:space="preserve"> </w:t>
@@ -252,10 +278,7 @@
         <w:t xml:space="preserve"> </w:t>
       </w:r>
       <w:r>
-        <w:t xml:space="preserve">都能在系统里完成，不用手工算。</w:t>
-      </w:r>
-      <w:r>
-        <w:t xml:space="preserve">”</w:t>
+        <w:t xml:space="preserve">都能在系统里完成，不用手工算。"</w:t>
       </w:r>
     </w:p>
     <w:p>
@@ -265,8 +288,8 @@
         </w:pict>
       </w:r>
     </w:p>
-    <w:bookmarkEnd w:id="21"/>
-    <w:bookmarkStart w:id="22" w:name="第-1-步-登录30-秒"/>
+    <w:bookmarkEnd w:id="22"/>
+    <w:bookmarkStart w:id="23" w:name="第-1-步--登录30-秒"/>
     <w:p>
       <w:pPr>
         <w:pStyle w:val="Heading3"/>
@@ -333,22 +356,19 @@
         <w:t xml:space="preserve">说</w:t>
       </w:r>
       <w:r>
-        <w:t xml:space="preserve">：</w:t>
-      </w:r>
-      <w:r>
-        <w:t xml:space="preserve">“</w:t>
-      </w:r>
-      <w:r>
-        <w:t xml:space="preserve">系统设了管理员、评价员、查看者三种角色，不同角色权限不同；</w:t>
-      </w:r>
-      <w:r>
-        <w:t xml:space="preserve"> </w:t>
-      </w:r>
-      <w:r>
-        <w:t xml:space="preserve">没登录访问其他页面会自动跳回登录页。</w:t>
-      </w:r>
-      <w:r>
-        <w:t xml:space="preserve">”</w:t>
+        <w:t xml:space="preserve">："登录框下方还有「点我注册」，可以自助注册账号；</w:t>
+      </w:r>
+      <w:r>
+        <w:t xml:space="preserve"> </w:t>
+      </w:r>
+      <w:r>
+        <w:t xml:space="preserve">系统设了管理员和操作员两种职务，权限不同；</w:t>
+      </w:r>
+      <w:r>
+        <w:t xml:space="preserve"> </w:t>
+      </w:r>
+      <w:r>
+        <w:t xml:space="preserve">没登录访问其他页面会自动跳回登录页。"</w:t>
       </w:r>
     </w:p>
     <w:p>
@@ -358,8 +378,8 @@
         </w:pict>
       </w:r>
     </w:p>
-    <w:bookmarkEnd w:id="22"/>
-    <w:bookmarkStart w:id="23" w:name="第-2-步-系统首页30-秒"/>
+    <w:bookmarkEnd w:id="23"/>
+    <w:bookmarkStart w:id="24" w:name="第-2-步--系统首页30-秒"/>
     <w:p>
       <w:pPr>
         <w:pStyle w:val="Heading3"/>
@@ -396,16 +416,7 @@
         <w:t xml:space="preserve">说</w:t>
       </w:r>
       <w:r>
-        <w:t xml:space="preserve">：</w:t>
-      </w:r>
-      <w:r>
-        <w:t xml:space="preserve">“</w:t>
-      </w:r>
-      <w:r>
-        <w:t xml:space="preserve">九个功能模块，对应论文评价流程的各个环节。</w:t>
-      </w:r>
-      <w:r>
-        <w:t xml:space="preserve">”</w:t>
+        <w:t xml:space="preserve">："九个功能模块，对应论文评价流程的各个环节。"</w:t>
       </w:r>
     </w:p>
     <w:p>
@@ -415,8 +426,8 @@
         </w:pict>
       </w:r>
     </w:p>
-    <w:bookmarkEnd w:id="23"/>
-    <w:bookmarkStart w:id="24" w:name="第-3-步-项目与矿山档案1-分钟"/>
+    <w:bookmarkEnd w:id="24"/>
+    <w:bookmarkStart w:id="25" w:name="第-3-步--项目与矿山档案1-分钟"/>
     <w:p>
       <w:pPr>
         <w:pStyle w:val="Heading3"/>
@@ -450,7 +461,7 @@
         <w:t xml:space="preserve"> </w:t>
       </w:r>
       <w:r>
-        <w:t xml:space="preserve">→ 看到”玉田县典型历史遗留废弃矿山案例”</w:t>
+        <w:t xml:space="preserve">→ 看到"玉田县典型历史遗留废弃矿山案例"</w:t>
       </w:r>
     </w:p>
     <w:p>
@@ -491,22 +502,13 @@
         <w:t xml:space="preserve">说</w:t>
       </w:r>
       <w:r>
-        <w:t xml:space="preserve">：</w:t>
-      </w:r>
-      <w:r>
-        <w:t xml:space="preserve">“</w:t>
-      </w:r>
-      <w:r>
-        <w:t xml:space="preserve">这是论文第 5 节的案例——玉田县孤树镇白云岩采石场，图斑面积 5.6 公顷，</w:t>
-      </w:r>
-      <w:r>
-        <w:t xml:space="preserve"> </w:t>
-      </w:r>
-      <w:r>
-        <w:t xml:space="preserve">露天开采，已停产。</w:t>
-      </w:r>
-      <w:r>
-        <w:t xml:space="preserve">”</w:t>
+        <w:t xml:space="preserve">："这是论文第 5 节的案例——玉田县孤树镇白云岩采石场，图斑面积 5.6 公顷，</w:t>
+      </w:r>
+      <w:r>
+        <w:t xml:space="preserve"> </w:t>
+      </w:r>
+      <w:r>
+        <w:t xml:space="preserve">露天开采，已停产。"</w:t>
       </w:r>
     </w:p>
     <w:p>
@@ -516,8 +518,8 @@
         </w:pict>
       </w:r>
     </w:p>
-    <w:bookmarkEnd w:id="24"/>
-    <w:bookmarkStart w:id="25" w:name="第-4-步-限制性指标判定1.5-分钟"/>
+    <w:bookmarkEnd w:id="25"/>
+    <w:bookmarkStart w:id="26" w:name="第-4-步--限制性指标判定15-分钟"/>
     <w:p>
       <w:pPr>
         <w:pStyle w:val="Heading3"/>
@@ -580,22 +582,13 @@
         <w:t xml:space="preserve">说</w:t>
       </w:r>
       <w:r>
-        <w:t xml:space="preserve">：</w:t>
-      </w:r>
-      <w:r>
-        <w:t xml:space="preserve">“</w:t>
-      </w:r>
-      <w:r>
-        <w:t xml:space="preserve">论文里是四项限制性指标：政策、区位约束、土壤污染、地质灾害。</w:t>
-      </w:r>
-      <w:r>
-        <w:t xml:space="preserve"> </w:t>
-      </w:r>
-      <w:r>
-        <w:t xml:space="preserve">论文的流程里还提到’是否为耕地’也是约束条件，所以软件做了五项。</w:t>
-      </w:r>
-      <w:r>
-        <w:t xml:space="preserve">”</w:t>
+        <w:t xml:space="preserve">："论文里是四项限制性指标：政策、区位约束、土壤污染、地质灾害。</w:t>
+      </w:r>
+      <w:r>
+        <w:t xml:space="preserve"> </w:t>
+      </w:r>
+      <w:r>
+        <w:t xml:space="preserve">论文的流程里还提到'是否为耕地'也是约束条件，所以软件做了五项。"</w:t>
       </w:r>
     </w:p>
     <w:p>
@@ -614,16 +607,7 @@
         <w:t xml:space="preserve">说</w:t>
       </w:r>
       <w:r>
-        <w:t xml:space="preserve">：</w:t>
-      </w:r>
-      <w:r>
-        <w:t xml:space="preserve">“</w:t>
-      </w:r>
-      <w:r>
-        <w:t xml:space="preserve">任一项不通过，就直接判定为人工辅助或生态重建，不再进入定量评价。</w:t>
-      </w:r>
-      <w:r>
-        <w:t xml:space="preserve">”</w:t>
+        <w:t xml:space="preserve">："任一项不通过，就直接判定为人工辅助或生态重建，不再进入定量评价。"</w:t>
       </w:r>
     </w:p>
     <w:p>
@@ -664,7 +648,7 @@
         <w:t xml:space="preserve"> </w:t>
       </w:r>
       <w:r>
-        <w:t xml:space="preserve">→ 页面下方红色提示”</w:t>
+        <w:t xml:space="preserve">→ 页面下方红色提示"</w:t>
       </w:r>
       <w:r>
         <w:rPr>
@@ -674,7 +658,7 @@
         <w:t xml:space="preserve">不通过 —— 建议生态重建或人工辅助</w:t>
       </w:r>
       <w:r>
-        <w:t xml:space="preserve">”</w:t>
+        <w:t xml:space="preserve">"</w:t>
       </w:r>
     </w:p>
     <w:p>
@@ -696,7 +680,7 @@
         <w:t xml:space="preserve"> </w:t>
       </w:r>
       <w:r>
-        <w:t xml:space="preserve">→ 保存 → 显示”</w:t>
+        <w:t xml:space="preserve">→ 保存 → 显示"</w:t>
       </w:r>
       <w:r>
         <w:rPr>
@@ -706,7 +690,7 @@
         <w:t xml:space="preserve">通过，可进入定量评价</w:t>
       </w:r>
       <w:r>
-        <w:t xml:space="preserve">”</w:t>
+        <w:t xml:space="preserve">"</w:t>
       </w:r>
     </w:p>
     <w:p>
@@ -716,8 +700,8 @@
         </w:pict>
       </w:r>
     </w:p>
-    <w:bookmarkEnd w:id="25"/>
-    <w:bookmarkStart w:id="26" w:name="第-5-步-微地质单元1-分钟"/>
+    <w:bookmarkEnd w:id="26"/>
+    <w:bookmarkStart w:id="27" w:name="第-5-步--微地质单元1-分钟"/>
     <w:p>
       <w:pPr>
         <w:pStyle w:val="Heading3"/>
@@ -796,22 +780,13 @@
         <w:t xml:space="preserve">说</w:t>
       </w:r>
       <w:r>
-        <w:t xml:space="preserve">：</w:t>
-      </w:r>
-      <w:r>
-        <w:t xml:space="preserve">“</w:t>
-      </w:r>
-      <w:r>
-        <w:t xml:space="preserve">论文按地形地貌把矿山划成平台、碎石边坡、岩质边坡三类微地质单元。</w:t>
-      </w:r>
-      <w:r>
-        <w:t xml:space="preserve"> </w:t>
-      </w:r>
-      <w:r>
-        <w:t xml:space="preserve">面积占比就是论文式(9) 里的权重系数。</w:t>
-      </w:r>
-      <w:r>
-        <w:t xml:space="preserve">”</w:t>
+        <w:t xml:space="preserve">："论文按地形地貌把矿山划成平台、碎石边坡、岩质边坡三类微地质单元。</w:t>
+      </w:r>
+      <w:r>
+        <w:t xml:space="preserve"> </w:t>
+      </w:r>
+      <w:r>
+        <w:t xml:space="preserve">面积占比就是论文式(9) 里的权重系数。"</w:t>
       </w:r>
     </w:p>
     <w:p>
@@ -830,22 +805,13 @@
         <w:t xml:space="preserve">指出</w:t>
       </w:r>
       <w:r>
-        <w:t xml:space="preserve">：</w:t>
-      </w:r>
-      <w:r>
-        <w:t xml:space="preserve">“</w:t>
-      </w:r>
-      <w:r>
-        <w:t xml:space="preserve">岩质边坡 13.86%、碎石边坡 62.95%、平台 23.19%，和论文一致。</w:t>
-      </w:r>
-      <w:r>
-        <w:t xml:space="preserve"> </w:t>
-      </w:r>
-      <w:r>
-        <w:t xml:space="preserve">系统会自动校验占比合计是不是 100%。</w:t>
-      </w:r>
-      <w:r>
-        <w:t xml:space="preserve">”</w:t>
+        <w:t xml:space="preserve">："岩质边坡 13.86%、碎石边坡 62.95%、平台 23.19%，和论文一致。</w:t>
+      </w:r>
+      <w:r>
+        <w:t xml:space="preserve"> </w:t>
+      </w:r>
+      <w:r>
+        <w:t xml:space="preserve">系统会自动校验占比合计是不是 100%。"</w:t>
       </w:r>
     </w:p>
     <w:p>
@@ -855,8 +821,8 @@
         </w:pict>
       </w:r>
     </w:p>
-    <w:bookmarkEnd w:id="26"/>
-    <w:bookmarkStart w:id="27" w:name="第-6-步-ahp-权重计算-核心2.5-分钟"/>
+    <w:bookmarkEnd w:id="27"/>
+    <w:bookmarkStart w:id="28" w:name="第-6-步--ahp-权重计算-核心25-分钟"/>
     <w:p>
       <w:pPr>
         <w:pStyle w:val="Heading3"/>
@@ -944,22 +910,13 @@
         <w:t xml:space="preserve">说</w:t>
       </w:r>
       <w:r>
-        <w:t xml:space="preserve">：</w:t>
-      </w:r>
-      <w:r>
-        <w:t xml:space="preserve">“</w:t>
-      </w:r>
-      <w:r>
-        <w:t xml:space="preserve">论文用层次分析法定权。系统按 1–9 标度法构造判断矩阵，</w:t>
-      </w:r>
-      <w:r>
-        <w:t xml:space="preserve"> </w:t>
-      </w:r>
-      <w:r>
-        <w:t xml:space="preserve">只需要填上三角，对角线是 1，下三角自动取倒数。</w:t>
-      </w:r>
-      <w:r>
-        <w:t xml:space="preserve">”</w:t>
+        <w:t xml:space="preserve">："论文用层次分析法定权。系统按 1–9 标度法构造判断矩阵，</w:t>
+      </w:r>
+      <w:r>
+        <w:t xml:space="preserve"> </w:t>
+      </w:r>
+      <w:r>
+        <w:t xml:space="preserve">只需要填上三角，对角线是 1，下三角自动取倒数。"</w:t>
       </w:r>
     </w:p>
     <w:p>
@@ -978,16 +935,7 @@
         <w:t xml:space="preserve">指出</w:t>
       </w:r>
       <w:r>
-        <w:t xml:space="preserve">：</w:t>
-      </w:r>
-      <w:r>
-        <w:t xml:space="preserve">“</w:t>
-      </w:r>
-      <w:r>
-        <w:t xml:space="preserve">矩阵里已经按论文表 3 的权重预填好了。</w:t>
-      </w:r>
-      <w:r>
-        <w:t xml:space="preserve">”</w:t>
+        <w:t xml:space="preserve">："矩阵里已经按论文表 3 的权重预填好了。"</w:t>
       </w:r>
     </w:p>
     <w:p>
@@ -1028,25 +976,13 @@
         <w:t xml:space="preserve">说</w:t>
       </w:r>
       <w:r>
-        <w:t xml:space="preserve">：</w:t>
-      </w:r>
-      <w:r>
-        <w:t xml:space="preserve">“</w:t>
-      </w:r>
-      <w:r>
-        <w:t xml:space="preserve">用特征根法算出权重：土壤 0.44、植被 0.31、地形 0.25，</w:t>
-      </w:r>
-      <w:r>
-        <w:t xml:space="preserve"> </w:t>
-      </w:r>
-      <w:r>
-        <w:t xml:space="preserve">和论文表 3 完全一致。</w:t>
-      </w:r>
-      <w:r>
-        <w:t xml:space="preserve">”</w:t>
-      </w:r>
-      <w:r>
-        <w:t xml:space="preserve">（页面显示权重、λmax、CI、CR）</w:t>
+        <w:t xml:space="preserve">："用特征根法算出权重：土壤 0.44、植被 0.31、地形 0.25，</w:t>
+      </w:r>
+      <w:r>
+        <w:t xml:space="preserve"> </w:t>
+      </w:r>
+      <w:r>
+        <w:t xml:space="preserve">和论文表 3 完全一致。"（页面显示权重、λmax、CI、CR）</w:t>
       </w:r>
     </w:p>
     <w:p>
@@ -1065,16 +1001,7 @@
         <w:t xml:space="preserve">说</w:t>
       </w:r>
       <w:r>
-        <w:t xml:space="preserve">：</w:t>
-      </w:r>
-      <w:r>
-        <w:t xml:space="preserve">“</w:t>
-      </w:r>
-      <w:r>
-        <w:t xml:space="preserve">论文要求 CR 小于 0.1 才算通过一致性检验，这里通过了。</w:t>
-      </w:r>
-      <w:r>
-        <w:t xml:space="preserve">”</w:t>
+        <w:t xml:space="preserve">："论文要求 CR 小于 0.1 才算通过一致性检验，这里通过了。"</w:t>
       </w:r>
     </w:p>
     <w:p>
@@ -1120,7 +1047,7 @@
         <w:t xml:space="preserve"> </w:t>
       </w:r>
       <w:r>
-        <w:t xml:space="preserve">→ 显示”</w:t>
+        <w:t xml:space="preserve">→ 显示"</w:t>
       </w:r>
       <w:r>
         <w:rPr>
@@ -1130,7 +1057,7 @@
         <w:t xml:space="preserve">不通过</w:t>
       </w:r>
       <w:r>
-        <w:t xml:space="preserve">”并提示”</w:t>
+        <w:t xml:space="preserve">"并提示"</w:t>
       </w:r>
       <w:r>
         <w:rPr>
@@ -1140,7 +1067,7 @@
         <w:t xml:space="preserve">建议优先调整：第 2 行第 3 列</w:t>
       </w:r>
       <w:r>
-        <w:t xml:space="preserve">”</w:t>
+        <w:t xml:space="preserve">"</w:t>
       </w:r>
     </w:p>
     <w:p>
@@ -1159,16 +1086,7 @@
         <w:t xml:space="preserve">说</w:t>
       </w:r>
       <w:r>
-        <w:t xml:space="preserve">：</w:t>
-      </w:r>
-      <w:r>
-        <w:t xml:space="preserve">“</w:t>
-      </w:r>
-      <w:r>
-        <w:t xml:space="preserve">手工调矩阵时最麻烦的就是不知道改哪一格，系统会直接指出最不一致的那一项。</w:t>
-      </w:r>
-      <w:r>
-        <w:t xml:space="preserve">”</w:t>
+        <w:t xml:space="preserve">："手工调矩阵时最麻烦的就是不知道改哪一格，系统会直接指出最不一致的那一项。"</w:t>
       </w:r>
     </w:p>
     <w:p>
@@ -1178,8 +1096,8 @@
         </w:pict>
       </w:r>
     </w:p>
-    <w:bookmarkEnd w:id="27"/>
-    <w:bookmarkStart w:id="28" w:name="第-7-步-指标数据采集1.5-分钟"/>
+    <w:bookmarkEnd w:id="28"/>
+    <w:bookmarkStart w:id="29" w:name="第-7-步--指标数据采集15-分钟"/>
     <w:p>
       <w:pPr>
         <w:pStyle w:val="Heading3"/>
@@ -1254,22 +1172,13 @@
         <w:t xml:space="preserve">说</w:t>
       </w:r>
       <w:r>
-        <w:t xml:space="preserve">：</w:t>
-      </w:r>
-      <w:r>
-        <w:t xml:space="preserve">“</w:t>
-      </w:r>
-      <w:r>
-        <w:t xml:space="preserve">岩质边坡的植生基质是裂隙土，论文里不评价土壤指标，</w:t>
-      </w:r>
-      <w:r>
-        <w:t xml:space="preserve"> </w:t>
-      </w:r>
-      <w:r>
-        <w:t xml:space="preserve">所以系统自动隐藏了土壤相关字段，只保留了植被和地形。</w:t>
-      </w:r>
-      <w:r>
-        <w:t xml:space="preserve">”</w:t>
+        <w:t xml:space="preserve">："岩质边坡的植生基质是裂隙土，论文里不评价土壤指标，</w:t>
+      </w:r>
+      <w:r>
+        <w:t xml:space="preserve"> </w:t>
+      </w:r>
+      <w:r>
+        <w:t xml:space="preserve">所以系统自动隐藏了土壤相关字段，只保留了植被和地形。"</w:t>
       </w:r>
     </w:p>
     <w:p>
@@ -1316,22 +1225,13 @@
         <w:t xml:space="preserve">说</w:t>
       </w:r>
       <w:r>
-        <w:t xml:space="preserve">：</w:t>
-      </w:r>
-      <w:r>
-        <w:t xml:space="preserve">“</w:t>
-      </w:r>
-      <w:r>
-        <w:t xml:space="preserve">碎石边坡要评全部三类指标——土壤（土石比、厚度、pH、有机质、</w:t>
-      </w:r>
-      <w:r>
-        <w:t xml:space="preserve"> </w:t>
-      </w:r>
-      <w:r>
-        <w:t xml:space="preserve">八种重金属）、植被、地形。论文表 5 的数据都录进去了。</w:t>
-      </w:r>
-      <w:r>
-        <w:t xml:space="preserve">”</w:t>
+        <w:t xml:space="preserve">："碎石边坡要评全部三类指标——土壤（土石比、厚度、pH、有机质、</w:t>
+      </w:r>
+      <w:r>
+        <w:t xml:space="preserve"> </w:t>
+      </w:r>
+      <w:r>
+        <w:t xml:space="preserve">八种重金属）、植被、地形。论文表 5 的数据都录进去了。"</w:t>
       </w:r>
     </w:p>
     <w:p>
@@ -1350,16 +1250,7 @@
         <w:t xml:space="preserve">指出</w:t>
       </w:r>
       <w:r>
-        <w:t xml:space="preserve">：</w:t>
-      </w:r>
-      <w:r>
-        <w:t xml:space="preserve">“</w:t>
-      </w:r>
-      <w:r>
-        <w:t xml:space="preserve">输入框留空表示’不适用’，和’实测为 0’不一样，计算时会跳过。</w:t>
-      </w:r>
-      <w:r>
-        <w:t xml:space="preserve">”</w:t>
+        <w:t xml:space="preserve">："输入框留空表示'不适用'，和'实测为 0'不一样，计算时会跳过。"</w:t>
       </w:r>
     </w:p>
     <w:p>
@@ -1369,8 +1260,8 @@
         </w:pict>
       </w:r>
     </w:p>
-    <w:bookmarkEnd w:id="28"/>
-    <w:bookmarkStart w:id="29" w:name="第-8-步-适宜性定量评价-核心1.5-分钟"/>
+    <w:bookmarkEnd w:id="29"/>
+    <w:bookmarkStart w:id="30" w:name="第-8-步--适宜性定量评价-核心15-分钟"/>
     <w:p>
       <w:pPr>
         <w:pStyle w:val="Heading3"/>
@@ -1433,22 +1324,13 @@
         <w:t xml:space="preserve">说</w:t>
       </w:r>
       <w:r>
-        <w:t xml:space="preserve">：</w:t>
-      </w:r>
-      <w:r>
-        <w:t xml:space="preserve">“</w:t>
-      </w:r>
-      <w:r>
-        <w:t xml:space="preserve">系统按论文式(8) 对各项指标做标准化，按式(9) 分单元赋分、</w:t>
-      </w:r>
-      <w:r>
-        <w:t xml:space="preserve"> </w:t>
-      </w:r>
-      <w:r>
-        <w:t xml:space="preserve">再按面积占比加权合成，最后按论文表 4 判定等级。</w:t>
-      </w:r>
-      <w:r>
-        <w:t xml:space="preserve">”</w:t>
+        <w:t xml:space="preserve">："系统按论文式(8) 对各项指标做标准化，按式(9) 分单元赋分、</w:t>
+      </w:r>
+      <w:r>
+        <w:t xml:space="preserve"> </w:t>
+      </w:r>
+      <w:r>
+        <w:t xml:space="preserve">再按面积占比加权合成，最后按论文表 4 判定等级。"</w:t>
       </w:r>
     </w:p>
     <w:p>
@@ -1552,22 +1434,13 @@
         <w:t xml:space="preserve">说</w:t>
       </w:r>
       <w:r>
-        <w:t xml:space="preserve">：</w:t>
-      </w:r>
-      <w:r>
-        <w:t xml:space="preserve">“</w:t>
-      </w:r>
-      <w:r>
-        <w:t xml:space="preserve">论文表 4 的三级判定是：小于 0.3 不适宜、0.3 到 0.7 基本适宜、</w:t>
-      </w:r>
-      <w:r>
-        <w:t xml:space="preserve"> </w:t>
-      </w:r>
-      <w:r>
-        <w:t xml:space="preserve">不小于 0.7 适宜。判定结论和论文一致。</w:t>
-      </w:r>
-      <w:r>
-        <w:t xml:space="preserve">”</w:t>
+        <w:t xml:space="preserve">："论文表 4 的三级判定是：小于 0.3 不适宜、0.3 到 0.7 基本适宜、</w:t>
+      </w:r>
+      <w:r>
+        <w:t xml:space="preserve"> </w:t>
+      </w:r>
+      <w:r>
+        <w:t xml:space="preserve">不小于 0.7 适宜。判定结论和论文一致。"</w:t>
       </w:r>
     </w:p>
     <w:p>
@@ -1577,8 +1450,8 @@
         </w:pict>
       </w:r>
     </w:p>
-    <w:bookmarkEnd w:id="29"/>
-    <w:bookmarkStart w:id="30" w:name="第-9-步-报告与得分明细1.5-分钟"/>
+    <w:bookmarkEnd w:id="30"/>
+    <w:bookmarkStart w:id="31" w:name="第-9-步--报告与得分明细15-分钟"/>
     <w:p>
       <w:pPr>
         <w:pStyle w:val="Heading3"/>
@@ -1641,13 +1514,7 @@
         <w:t xml:space="preserve">往下滚，指着表格说</w:t>
       </w:r>
       <w:r>
-        <w:t xml:space="preserve">：</w:t>
-      </w:r>
-      <w:r>
-        <w:t xml:space="preserve">“</w:t>
-      </w:r>
-      <w:r>
-        <w:t xml:space="preserve">每一层指标的实测值、标准化值、权重、加权贡献</w:t>
+        <w:t xml:space="preserve">："每一层指标的实测值、标准化值、权重、加权贡献</w:t>
       </w:r>
       <w:r>
         <w:t xml:space="preserve"> </w:t>
@@ -1659,10 +1526,7 @@
         <w:t xml:space="preserve"> </w:t>
       </w:r>
       <w:r>
-        <w:t xml:space="preserve">权重 0.25、贡献 0.1062。任何一步都能复核，不用猜中间怎么算的。</w:t>
-      </w:r>
-      <w:r>
-        <w:t xml:space="preserve">”</w:t>
+        <w:t xml:space="preserve">权重 0.25、贡献 0.1062。任何一步都能复核，不用猜中间怎么算的。"</w:t>
       </w:r>
     </w:p>
     <w:p>
@@ -1709,16 +1573,7 @@
         <w:t xml:space="preserve">说</w:t>
       </w:r>
       <w:r>
-        <w:t xml:space="preserve">：</w:t>
-      </w:r>
-      <w:r>
-        <w:t xml:space="preserve">“</w:t>
-      </w:r>
-      <w:r>
-        <w:t xml:space="preserve">报告可以直接导出成 Word 存档。</w:t>
-      </w:r>
-      <w:r>
-        <w:t xml:space="preserve">”</w:t>
+        <w:t xml:space="preserve">："报告可以直接导出成 Word 存档。"</w:t>
       </w:r>
     </w:p>
     <w:p>
@@ -1728,8 +1583,8 @@
         </w:pict>
       </w:r>
     </w:p>
-    <w:bookmarkEnd w:id="30"/>
-    <w:bookmarkStart w:id="31" w:name="收尾30-秒"/>
+    <w:bookmarkEnd w:id="31"/>
+    <w:bookmarkStart w:id="32" w:name="收尾30-秒"/>
     <w:p>
       <w:pPr>
         <w:pStyle w:val="Heading3"/>
@@ -1743,10 +1598,7 @@
         <w:pStyle w:val="BlockText"/>
       </w:pPr>
       <w:r>
-        <w:t xml:space="preserve">“</w:t>
-      </w:r>
-      <w:r>
-        <w:t xml:space="preserve">整个评价流程——限制性判定、微地质单元划分、AHP 定权、指标录入、</w:t>
+        <w:t xml:space="preserve">"整个评价流程——限制性判定、微地质单元划分、AHP 定权、指标录入、</w:t>
       </w:r>
       <w:r>
         <w:t xml:space="preserve"> </w:t>
@@ -1758,10 +1610,7 @@
         <w:t xml:space="preserve"> </w:t>
       </w:r>
       <w:r>
-        <w:t xml:space="preserve">而且每一步都有记录，可以追溯和复核。</w:t>
-      </w:r>
-      <w:r>
-        <w:t xml:space="preserve">”</w:t>
+        <w:t xml:space="preserve">而且每一步都有记录，可以追溯和复核。"</w:t>
       </w:r>
     </w:p>
     <w:p>
@@ -1771,9 +1620,9 @@
         </w:pict>
       </w:r>
     </w:p>
-    <w:bookmarkEnd w:id="31"/>
     <w:bookmarkEnd w:id="32"/>
-    <w:bookmarkStart w:id="33" w:name="三可能被问到的问题"/>
+    <w:bookmarkEnd w:id="33"/>
+    <w:bookmarkStart w:id="34" w:name="三可能被问到的问题"/>
     <w:p>
       <w:pPr>
         <w:pStyle w:val="Heading2"/>
@@ -1805,7 +1654,7 @@
         <w:t xml:space="preserve"> </w:t>
       </w:r>
       <w:r>
-        <w:t xml:space="preserve">软件里按”25° 及以下记满分、超过线性折减”实现，这个口径集中在</w:t>
+        <w:t xml:space="preserve">软件里按"25° 及以下记满分、超过线性折减"实现，这个口径集中在</w:t>
       </w:r>
       <w:r>
         <w:t xml:space="preserve"> </w:t>
@@ -1911,8 +1760,8 @@
         </w:pict>
       </w:r>
     </w:p>
-    <w:bookmarkEnd w:id="33"/>
-    <w:bookmarkStart w:id="34" w:name="四演示失败怎么办"/>
+    <w:bookmarkEnd w:id="34"/>
+    <w:bookmarkStart w:id="35" w:name="四演示失败怎么办"/>
     <w:p>
       <w:pPr>
         <w:pStyle w:val="Heading2"/>
@@ -1924,10 +1773,9 @@
     <w:tbl>
       <w:tblPr>
         <w:tblStyle w:val="Table"/>
-        <w:tblW w:type="pct" w:w="5000"/>
+        <w:tblW w:type="auto" w:w="0"/>
         <w:tblLook w:firstRow="1" w:lastRow="0" w:firstColumn="0" w:lastColumn="0" w:noHBand="0" w:noVBand="0" w:val="0020"/>
         <w:jc w:val="start"/>
-        <w:tblLayout w:type="fixed"/>
       </w:tblPr>
       <w:tblGrid>
         <w:gridCol w:w="3960"/>
@@ -2103,8 +1951,8 @@
         </w:tc>
       </w:tr>
     </w:tbl>
-    <w:bookmarkEnd w:id="34"/>
     <w:bookmarkEnd w:id="35"/>
+    <w:bookmarkEnd w:id="36"/>
     <w:sectPr/>
   </w:body>
 </w:document>

--- a/文档/演示脚本.docx
+++ b/文档/演示脚本.docx
@@ -63,14 +63,10 @@
     </w:p>
     <w:p>
       <w:pPr>
-        <w:numPr>
-          <w:ilvl w:val="0"/>
-          <w:numId w:val="1001"/>
-        </w:numPr>
-        <w:pStyle w:val="Compact"/>
-      </w:pPr>
-      <w:r>
-        <w:t xml:space="preserve">打开文件夹</w:t>
+        <w:pStyle w:val="FirstParagraph"/>
+      </w:pPr>
+      <w:r>
+        <w:t xml:space="preserve">一、打开文件夹</w:t>
       </w:r>
       <w:r>
         <w:t xml:space="preserve"> </w:t>
@@ -84,12 +80,11 @@
     </w:p>
     <w:p>
       <w:pPr>
-        <w:numPr>
-          <w:ilvl w:val="0"/>
-          <w:numId w:val="1001"/>
-        </w:numPr>
-        <w:pStyle w:val="Compact"/>
-      </w:pPr>
+        <w:pStyle w:val="BodyText"/>
+      </w:pPr>
+      <w:r>
+        <w:t xml:space="preserve">二、</w:t>
+      </w:r>
       <w:r>
         <w:rPr>
           <w:bCs/>
@@ -115,14 +110,10 @@
     </w:p>
     <w:p>
       <w:pPr>
-        <w:numPr>
-          <w:ilvl w:val="0"/>
-          <w:numId w:val="1001"/>
-        </w:numPr>
-        <w:pStyle w:val="Compact"/>
-      </w:pPr>
-      <w:r>
-        <w:t xml:space="preserve">等出现</w:t>
+        <w:pStyle w:val="BodyText"/>
+      </w:pPr>
+      <w:r>
+        <w:t xml:space="preserve">三、等出现</w:t>
       </w:r>
       <w:r>
         <w:t xml:space="preserve"> </w:t>
@@ -136,14 +127,10 @@
     </w:p>
     <w:p>
       <w:pPr>
-        <w:numPr>
-          <w:ilvl w:val="0"/>
-          <w:numId w:val="1001"/>
-        </w:numPr>
-        <w:pStyle w:val="Compact"/>
-      </w:pPr>
-      <w:r>
-        <w:t xml:space="preserve">浏览器打开</w:t>
+        <w:pStyle w:val="BodyText"/>
+      </w:pPr>
+      <w:r>
+        <w:t xml:space="preserve">四、浏览器打开</w:t>
       </w:r>
       <w:r>
         <w:t xml:space="preserve"> </w:t>
@@ -161,14 +148,10 @@
     </w:p>
     <w:p>
       <w:pPr>
-        <w:numPr>
-          <w:ilvl w:val="0"/>
-          <w:numId w:val="1001"/>
-        </w:numPr>
-        <w:pStyle w:val="Compact"/>
-      </w:pPr>
-      <w:r>
-        <w:t xml:space="preserve">用</w:t>
+        <w:pStyle w:val="BodyText"/>
+      </w:pPr>
+      <w:r>
+        <w:t xml:space="preserve">五、用</w:t>
       </w:r>
       <w:r>
         <w:t xml:space="preserve"> </w:t>
@@ -300,14 +283,10 @@
     </w:p>
     <w:p>
       <w:pPr>
-        <w:numPr>
-          <w:ilvl w:val="0"/>
-          <w:numId w:val="1002"/>
-        </w:numPr>
-        <w:pStyle w:val="Compact"/>
-      </w:pPr>
-      <w:r>
-        <w:t xml:space="preserve">展示登录页，输入</w:t>
+        <w:pStyle w:val="FirstParagraph"/>
+      </w:pPr>
+      <w:r>
+        <w:t xml:space="preserve">六、展示登录页，输入</w:t>
       </w:r>
       <w:r>
         <w:t xml:space="preserve"> </w:t>
@@ -342,12 +321,11 @@
     </w:p>
     <w:p>
       <w:pPr>
-        <w:numPr>
-          <w:ilvl w:val="0"/>
-          <w:numId w:val="1002"/>
-        </w:numPr>
-        <w:pStyle w:val="Compact"/>
-      </w:pPr>
+        <w:pStyle w:val="BodyText"/>
+      </w:pPr>
+      <w:r>
+        <w:t xml:space="preserve">七、</w:t>
+      </w:r>
       <w:r>
         <w:rPr>
           <w:bCs/>
@@ -356,19 +334,7 @@
         <w:t xml:space="preserve">说</w:t>
       </w:r>
       <w:r>
-        <w:t xml:space="preserve">："登录框下方还有「点我注册」，可以自助注册账号；</w:t>
-      </w:r>
-      <w:r>
-        <w:t xml:space="preserve"> </w:t>
-      </w:r>
-      <w:r>
-        <w:t xml:space="preserve">系统设了管理员和操作员两种职务，权限不同；</w:t>
-      </w:r>
-      <w:r>
-        <w:t xml:space="preserve"> </w:t>
-      </w:r>
-      <w:r>
-        <w:t xml:space="preserve">没登录访问其他页面会自动跳回登录页。"</w:t>
+        <w:t xml:space="preserve">："登录框下方还有「点我注册」，可以自助注册账号；系统设了管理员和操作员两种职务，权限不同；没登录访问其他页面会自动跳回登录页。"</w:t>
       </w:r>
     </w:p>
     <w:p>
@@ -390,24 +356,19 @@
     </w:p>
     <w:p>
       <w:pPr>
-        <w:numPr>
-          <w:ilvl w:val="0"/>
-          <w:numId w:val="1003"/>
-        </w:numPr>
-        <w:pStyle w:val="Compact"/>
-      </w:pPr>
-      <w:r>
-        <w:t xml:space="preserve">停在首页，鼠标扫过九个模块卡片</w:t>
-      </w:r>
-    </w:p>
-    <w:p>
-      <w:pPr>
-        <w:numPr>
-          <w:ilvl w:val="0"/>
-          <w:numId w:val="1003"/>
-        </w:numPr>
-        <w:pStyle w:val="Compact"/>
-      </w:pPr>
+        <w:pStyle w:val="FirstParagraph"/>
+      </w:pPr>
+      <w:r>
+        <w:t xml:space="preserve">八、停在首页，鼠标扫过九个模块卡片</w:t>
+      </w:r>
+    </w:p>
+    <w:p>
+      <w:pPr>
+        <w:pStyle w:val="BodyText"/>
+      </w:pPr>
+      <w:r>
+        <w:t xml:space="preserve">九、</w:t>
+      </w:r>
       <w:r>
         <w:rPr>
           <w:bCs/>
@@ -438,14 +399,10 @@
     </w:p>
     <w:p>
       <w:pPr>
-        <w:numPr>
-          <w:ilvl w:val="0"/>
-          <w:numId w:val="1004"/>
-        </w:numPr>
-        <w:pStyle w:val="Compact"/>
-      </w:pPr>
-      <w:r>
-        <w:t xml:space="preserve">点</w:t>
+        <w:pStyle w:val="FirstParagraph"/>
+      </w:pPr>
+      <w:r>
+        <w:t xml:space="preserve">十、点</w:t>
       </w:r>
       <w:r>
         <w:t xml:space="preserve"> </w:t>
@@ -466,14 +423,10 @@
     </w:p>
     <w:p>
       <w:pPr>
-        <w:numPr>
-          <w:ilvl w:val="0"/>
-          <w:numId w:val="1004"/>
-        </w:numPr>
-        <w:pStyle w:val="Compact"/>
-      </w:pPr>
-      <w:r>
-        <w:t xml:space="preserve">点右边的</w:t>
+        <w:pStyle w:val="BodyText"/>
+      </w:pPr>
+      <w:r>
+        <w:t xml:space="preserve">十一、点右边的</w:t>
       </w:r>
       <w:r>
         <w:t xml:space="preserve"> </w:t>
@@ -488,12 +441,11 @@
     </w:p>
     <w:p>
       <w:pPr>
-        <w:numPr>
-          <w:ilvl w:val="0"/>
-          <w:numId w:val="1004"/>
-        </w:numPr>
-        <w:pStyle w:val="Compact"/>
-      </w:pPr>
+        <w:pStyle w:val="BodyText"/>
+      </w:pPr>
+      <w:r>
+        <w:t xml:space="preserve">十二、</w:t>
+      </w:r>
       <w:r>
         <w:rPr>
           <w:bCs/>
@@ -502,13 +454,7 @@
         <w:t xml:space="preserve">说</w:t>
       </w:r>
       <w:r>
-        <w:t xml:space="preserve">："这是论文第 5 节的案例——玉田县孤树镇白云岩采石场，图斑面积 5.6 公顷，</w:t>
-      </w:r>
-      <w:r>
-        <w:t xml:space="preserve"> </w:t>
-      </w:r>
-      <w:r>
-        <w:t xml:space="preserve">露天开采，已停产。"</w:t>
+        <w:t xml:space="preserve">："这是论文第 5 节的案例——玉田县孤树镇白云岩采石场，图斑面积 5.6 公顷，露天开采，已停产。"</w:t>
       </w:r>
     </w:p>
     <w:p>
@@ -530,14 +476,10 @@
     </w:p>
     <w:p>
       <w:pPr>
-        <w:numPr>
-          <w:ilvl w:val="0"/>
-          <w:numId w:val="1005"/>
-        </w:numPr>
-        <w:pStyle w:val="Compact"/>
-      </w:pPr>
-      <w:r>
-        <w:t xml:space="preserve">点导航栏</w:t>
+        <w:pStyle w:val="FirstParagraph"/>
+      </w:pPr>
+      <w:r>
+        <w:t xml:space="preserve">十三、点导航栏</w:t>
       </w:r>
       <w:r>
         <w:t xml:space="preserve"> </w:t>
@@ -568,12 +510,11 @@
     </w:p>
     <w:p>
       <w:pPr>
-        <w:numPr>
-          <w:ilvl w:val="0"/>
-          <w:numId w:val="1005"/>
-        </w:numPr>
-        <w:pStyle w:val="Compact"/>
-      </w:pPr>
+        <w:pStyle w:val="BodyText"/>
+      </w:pPr>
+      <w:r>
+        <w:t xml:space="preserve">十四、</w:t>
+      </w:r>
       <w:r>
         <w:rPr>
           <w:bCs/>
@@ -582,23 +523,16 @@
         <w:t xml:space="preserve">说</w:t>
       </w:r>
       <w:r>
-        <w:t xml:space="preserve">："论文里是四项限制性指标：政策、区位约束、土壤污染、地质灾害。</w:t>
-      </w:r>
-      <w:r>
-        <w:t xml:space="preserve"> </w:t>
-      </w:r>
-      <w:r>
-        <w:t xml:space="preserve">论文的流程里还提到'是否为耕地'也是约束条件，所以软件做了五项。"</w:t>
-      </w:r>
-    </w:p>
-    <w:p>
-      <w:pPr>
-        <w:numPr>
-          <w:ilvl w:val="0"/>
-          <w:numId w:val="1005"/>
-        </w:numPr>
-        <w:pStyle w:val="Compact"/>
-      </w:pPr>
+        <w:t xml:space="preserve">："论文里是四项限制性指标：政策、区位约束、土壤污染、地质灾害。论文的流程里还提到'是否为耕地'也是约束条件，所以软件做了五项。"</w:t>
+      </w:r>
+    </w:p>
+    <w:p>
+      <w:pPr>
+        <w:pStyle w:val="BodyText"/>
+      </w:pPr>
+      <w:r>
+        <w:t xml:space="preserve">十五、</w:t>
+      </w:r>
       <w:r>
         <w:rPr>
           <w:bCs/>
@@ -612,12 +546,11 @@
     </w:p>
     <w:p>
       <w:pPr>
-        <w:numPr>
-          <w:ilvl w:val="0"/>
-          <w:numId w:val="1005"/>
-        </w:numPr>
-        <w:pStyle w:val="Compact"/>
-      </w:pPr>
+        <w:pStyle w:val="BodyText"/>
+      </w:pPr>
+      <w:r>
+        <w:t xml:space="preserve">十六、</w:t>
+      </w:r>
       <w:r>
         <w:rPr>
           <w:bCs/>
@@ -642,13 +575,7 @@
         <w:t xml:space="preserve"> </w:t>
       </w:r>
       <w:r>
-        <w:t xml:space="preserve">→ 点「保存判定」</w:t>
-      </w:r>
-      <w:r>
-        <w:t xml:space="preserve"> </w:t>
-      </w:r>
-      <w:r>
-        <w:t xml:space="preserve">→ 页面下方红色提示"</w:t>
+        <w:t xml:space="preserve">→ 点「保存判定」→ 页面下方红色提示"</w:t>
       </w:r>
       <w:r>
         <w:rPr>
@@ -663,12 +590,11 @@
     </w:p>
     <w:p>
       <w:pPr>
-        <w:numPr>
-          <w:ilvl w:val="0"/>
-          <w:numId w:val="1005"/>
-        </w:numPr>
-        <w:pStyle w:val="Compact"/>
-      </w:pPr>
+        <w:pStyle w:val="BodyText"/>
+      </w:pPr>
+      <w:r>
+        <w:t xml:space="preserve">十七、</w:t>
+      </w:r>
       <w:r>
         <w:rPr>
           <w:bCs/>
@@ -712,14 +638,10 @@
     </w:p>
     <w:p>
       <w:pPr>
-        <w:numPr>
-          <w:ilvl w:val="0"/>
-          <w:numId w:val="1006"/>
-        </w:numPr>
-        <w:pStyle w:val="Compact"/>
-      </w:pPr>
-      <w:r>
-        <w:t xml:space="preserve">点</w:t>
+        <w:pStyle w:val="FirstParagraph"/>
+      </w:pPr>
+      <w:r>
+        <w:t xml:space="preserve">十八、点</w:t>
       </w:r>
       <w:r>
         <w:t xml:space="preserve"> </w:t>
@@ -766,12 +688,11 @@
     </w:p>
     <w:p>
       <w:pPr>
-        <w:numPr>
-          <w:ilvl w:val="0"/>
-          <w:numId w:val="1006"/>
-        </w:numPr>
-        <w:pStyle w:val="Compact"/>
-      </w:pPr>
+        <w:pStyle w:val="BodyText"/>
+      </w:pPr>
+      <w:r>
+        <w:t xml:space="preserve">十九、</w:t>
+      </w:r>
       <w:r>
         <w:rPr>
           <w:bCs/>
@@ -780,23 +701,16 @@
         <w:t xml:space="preserve">说</w:t>
       </w:r>
       <w:r>
-        <w:t xml:space="preserve">："论文按地形地貌把矿山划成平台、碎石边坡、岩质边坡三类微地质单元。</w:t>
-      </w:r>
-      <w:r>
-        <w:t xml:space="preserve"> </w:t>
-      </w:r>
-      <w:r>
-        <w:t xml:space="preserve">面积占比就是论文式(9) 里的权重系数。"</w:t>
-      </w:r>
-    </w:p>
-    <w:p>
-      <w:pPr>
-        <w:numPr>
-          <w:ilvl w:val="0"/>
-          <w:numId w:val="1006"/>
-        </w:numPr>
-        <w:pStyle w:val="Compact"/>
-      </w:pPr>
+        <w:t xml:space="preserve">："论文按地形地貌把矿山划成平台、碎石边坡、岩质边坡三类微地质单元。面积占比就是论文式(9) 里的权重系数。"</w:t>
+      </w:r>
+    </w:p>
+    <w:p>
+      <w:pPr>
+        <w:pStyle w:val="BodyText"/>
+      </w:pPr>
+      <w:r>
+        <w:t xml:space="preserve">二十、</w:t>
+      </w:r>
       <w:r>
         <w:rPr>
           <w:bCs/>
@@ -805,13 +719,7 @@
         <w:t xml:space="preserve">指出</w:t>
       </w:r>
       <w:r>
-        <w:t xml:space="preserve">："岩质边坡 13.86%、碎石边坡 62.95%、平台 23.19%，和论文一致。</w:t>
-      </w:r>
-      <w:r>
-        <w:t xml:space="preserve"> </w:t>
-      </w:r>
-      <w:r>
-        <w:t xml:space="preserve">系统会自动校验占比合计是不是 100%。"</w:t>
+        <w:t xml:space="preserve">："岩质边坡 13.86%、碎石边坡 62.95%、平台 23.19%，和论文一致。系统会自动校验占比合计是不是 100%。"</w:t>
       </w:r>
     </w:p>
     <w:p>
@@ -833,14 +741,10 @@
     </w:p>
     <w:p>
       <w:pPr>
-        <w:numPr>
-          <w:ilvl w:val="0"/>
-          <w:numId w:val="1007"/>
-        </w:numPr>
-        <w:pStyle w:val="Compact"/>
-      </w:pPr>
-      <w:r>
-        <w:t xml:space="preserve">点导航栏</w:t>
+        <w:pStyle w:val="FirstParagraph"/>
+      </w:pPr>
+      <w:r>
+        <w:t xml:space="preserve">二十一、点导航栏</w:t>
       </w:r>
       <w:r>
         <w:t xml:space="preserve"> </w:t>
@@ -855,14 +759,10 @@
     </w:p>
     <w:p>
       <w:pPr>
-        <w:numPr>
-          <w:ilvl w:val="0"/>
-          <w:numId w:val="1007"/>
-        </w:numPr>
-        <w:pStyle w:val="Compact"/>
-      </w:pPr>
-      <w:r>
-        <w:t xml:space="preserve">单元类型选</w:t>
+        <w:pStyle w:val="BodyText"/>
+      </w:pPr>
+      <w:r>
+        <w:t xml:space="preserve">二十二、单元类型选</w:t>
       </w:r>
       <w:r>
         <w:t xml:space="preserve"> </w:t>
@@ -896,12 +796,11 @@
     </w:p>
     <w:p>
       <w:pPr>
-        <w:numPr>
-          <w:ilvl w:val="0"/>
-          <w:numId w:val="1007"/>
-        </w:numPr>
-        <w:pStyle w:val="Compact"/>
-      </w:pPr>
+        <w:pStyle w:val="BodyText"/>
+      </w:pPr>
+      <w:r>
+        <w:t xml:space="preserve">二十三、</w:t>
+      </w:r>
       <w:r>
         <w:rPr>
           <w:bCs/>
@@ -910,23 +809,16 @@
         <w:t xml:space="preserve">说</w:t>
       </w:r>
       <w:r>
-        <w:t xml:space="preserve">："论文用层次分析法定权。系统按 1–9 标度法构造判断矩阵，</w:t>
-      </w:r>
-      <w:r>
-        <w:t xml:space="preserve"> </w:t>
-      </w:r>
-      <w:r>
-        <w:t xml:space="preserve">只需要填上三角，对角线是 1，下三角自动取倒数。"</w:t>
-      </w:r>
-    </w:p>
-    <w:p>
-      <w:pPr>
-        <w:numPr>
-          <w:ilvl w:val="0"/>
-          <w:numId w:val="1007"/>
-        </w:numPr>
-        <w:pStyle w:val="Compact"/>
-      </w:pPr>
+        <w:t xml:space="preserve">："论文用层次分析法定权。系统按 1–9 标度法构造判断矩阵，只需要填上三角，对角线是 1，下三角自动取倒数。"</w:t>
+      </w:r>
+    </w:p>
+    <w:p>
+      <w:pPr>
+        <w:pStyle w:val="BodyText"/>
+      </w:pPr>
+      <w:r>
+        <w:t xml:space="preserve">二十四、</w:t>
+      </w:r>
       <w:r>
         <w:rPr>
           <w:bCs/>
@@ -940,14 +832,10 @@
     </w:p>
     <w:p>
       <w:pPr>
-        <w:numPr>
-          <w:ilvl w:val="0"/>
-          <w:numId w:val="1007"/>
-        </w:numPr>
-        <w:pStyle w:val="Compact"/>
-      </w:pPr>
-      <w:r>
-        <w:t xml:space="preserve">点</w:t>
+        <w:pStyle w:val="BodyText"/>
+      </w:pPr>
+      <w:r>
+        <w:t xml:space="preserve">二十五、点</w:t>
       </w:r>
       <w:r>
         <w:t xml:space="preserve"> </w:t>
@@ -962,12 +850,11 @@
     </w:p>
     <w:p>
       <w:pPr>
-        <w:numPr>
-          <w:ilvl w:val="0"/>
-          <w:numId w:val="1007"/>
-        </w:numPr>
-        <w:pStyle w:val="Compact"/>
-      </w:pPr>
+        <w:pStyle w:val="BodyText"/>
+      </w:pPr>
+      <w:r>
+        <w:t xml:space="preserve">二十六、</w:t>
+      </w:r>
       <w:r>
         <w:rPr>
           <w:bCs/>
@@ -976,23 +863,16 @@
         <w:t xml:space="preserve">说</w:t>
       </w:r>
       <w:r>
-        <w:t xml:space="preserve">："用特征根法算出权重：土壤 0.44、植被 0.31、地形 0.25，</w:t>
-      </w:r>
-      <w:r>
-        <w:t xml:space="preserve"> </w:t>
-      </w:r>
-      <w:r>
-        <w:t xml:space="preserve">和论文表 3 完全一致。"（页面显示权重、λmax、CI、CR）</w:t>
-      </w:r>
-    </w:p>
-    <w:p>
-      <w:pPr>
-        <w:numPr>
-          <w:ilvl w:val="0"/>
-          <w:numId w:val="1007"/>
-        </w:numPr>
-        <w:pStyle w:val="Compact"/>
-      </w:pPr>
+        <w:t xml:space="preserve">："用特征根法算出权重：土壤 0.44、植被 0.31、地形 0.25，和论文表 3 完全一致。"（页面显示权重、λmax、CI、CR）</w:t>
+      </w:r>
+    </w:p>
+    <w:p>
+      <w:pPr>
+        <w:pStyle w:val="BodyText"/>
+      </w:pPr>
+      <w:r>
+        <w:t xml:space="preserve">二十七、</w:t>
+      </w:r>
       <w:r>
         <w:rPr>
           <w:bCs/>
@@ -1006,12 +886,11 @@
     </w:p>
     <w:p>
       <w:pPr>
-        <w:numPr>
-          <w:ilvl w:val="0"/>
-          <w:numId w:val="1007"/>
-        </w:numPr>
-        <w:pStyle w:val="Compact"/>
-      </w:pPr>
+        <w:pStyle w:val="BodyText"/>
+      </w:pPr>
+      <w:r>
+        <w:t xml:space="preserve">二十八、</w:t>
+      </w:r>
       <w:r>
         <w:rPr>
           <w:bCs/>
@@ -1020,13 +899,7 @@
         <w:t xml:space="preserve">演示定位功能</w:t>
       </w:r>
       <w:r>
-        <w:t xml:space="preserve">（可选，很加分）：</w:t>
-      </w:r>
-      <w:r>
-        <w:t xml:space="preserve"> </w:t>
-      </w:r>
-      <w:r>
-        <w:t xml:space="preserve">把矩阵改成</w:t>
+        <w:t xml:space="preserve">（可选，很加分）：把矩阵改成</w:t>
       </w:r>
       <w:r>
         <w:t xml:space="preserve"> </w:t>
@@ -1041,13 +914,7 @@
         <w:t xml:space="preserve"> </w:t>
       </w:r>
       <w:r>
-        <w:t xml:space="preserve">这种明显矛盾的 → 点「计算权重」</w:t>
-      </w:r>
-      <w:r>
-        <w:t xml:space="preserve"> </w:t>
-      </w:r>
-      <w:r>
-        <w:t xml:space="preserve">→ 显示"</w:t>
+        <w:t xml:space="preserve">这种明显矛盾的 → 点「计算权重」→ 显示"</w:t>
       </w:r>
       <w:r>
         <w:rPr>
@@ -1072,12 +939,11 @@
     </w:p>
     <w:p>
       <w:pPr>
-        <w:numPr>
-          <w:ilvl w:val="0"/>
-          <w:numId w:val="1007"/>
-        </w:numPr>
-        <w:pStyle w:val="Compact"/>
-      </w:pPr>
+        <w:pStyle w:val="BodyText"/>
+      </w:pPr>
+      <w:r>
+        <w:t xml:space="preserve">二十九、</w:t>
+      </w:r>
       <w:r>
         <w:rPr>
           <w:bCs/>
@@ -1108,14 +974,10 @@
     </w:p>
     <w:p>
       <w:pPr>
-        <w:numPr>
-          <w:ilvl w:val="0"/>
-          <w:numId w:val="1008"/>
-        </w:numPr>
-        <w:pStyle w:val="Compact"/>
-      </w:pPr>
-      <w:r>
-        <w:t xml:space="preserve">点导航栏</w:t>
+        <w:pStyle w:val="FirstParagraph"/>
+      </w:pPr>
+      <w:r>
+        <w:t xml:space="preserve">三十、点导航栏</w:t>
       </w:r>
       <w:r>
         <w:t xml:space="preserve"> </w:t>
@@ -1130,14 +992,10 @@
     </w:p>
     <w:p>
       <w:pPr>
-        <w:numPr>
-          <w:ilvl w:val="0"/>
-          <w:numId w:val="1008"/>
-        </w:numPr>
-        <w:pStyle w:val="Compact"/>
-      </w:pPr>
-      <w:r>
-        <w:t xml:space="preserve">点</w:t>
+        <w:pStyle w:val="BodyText"/>
+      </w:pPr>
+      <w:r>
+        <w:t xml:space="preserve">三十一、点</w:t>
       </w:r>
       <w:r>
         <w:t xml:space="preserve"> </w:t>
@@ -1158,12 +1016,11 @@
     </w:p>
     <w:p>
       <w:pPr>
-        <w:numPr>
-          <w:ilvl w:val="0"/>
-          <w:numId w:val="1008"/>
-        </w:numPr>
-        <w:pStyle w:val="Compact"/>
-      </w:pPr>
+        <w:pStyle w:val="BodyText"/>
+      </w:pPr>
+      <w:r>
+        <w:t xml:space="preserve">三十二、</w:t>
+      </w:r>
       <w:r>
         <w:rPr>
           <w:bCs/>
@@ -1172,25 +1029,15 @@
         <w:t xml:space="preserve">说</w:t>
       </w:r>
       <w:r>
-        <w:t xml:space="preserve">："岩质边坡的植生基质是裂隙土，论文里不评价土壤指标，</w:t>
-      </w:r>
-      <w:r>
-        <w:t xml:space="preserve"> </w:t>
-      </w:r>
-      <w:r>
-        <w:t xml:space="preserve">所以系统自动隐藏了土壤相关字段，只保留了植被和地形。"</w:t>
-      </w:r>
-    </w:p>
-    <w:p>
-      <w:pPr>
-        <w:numPr>
-          <w:ilvl w:val="0"/>
-          <w:numId w:val="1008"/>
-        </w:numPr>
-        <w:pStyle w:val="Compact"/>
-      </w:pPr>
-      <w:r>
-        <w:t xml:space="preserve">返回，点</w:t>
+        <w:t xml:space="preserve">："岩质边坡的植生基质是裂隙土，论文里不评价土壤指标，所以系统自动隐藏了土壤相关字段，只保留了植被和地形。"</w:t>
+      </w:r>
+    </w:p>
+    <w:p>
+      <w:pPr>
+        <w:pStyle w:val="BodyText"/>
+      </w:pPr>
+      <w:r>
+        <w:t xml:space="preserve">三十三、返回，点</w:t>
       </w:r>
       <w:r>
         <w:t xml:space="preserve"> </w:t>
@@ -1211,12 +1058,11 @@
     </w:p>
     <w:p>
       <w:pPr>
-        <w:numPr>
-          <w:ilvl w:val="0"/>
-          <w:numId w:val="1008"/>
-        </w:numPr>
-        <w:pStyle w:val="Compact"/>
-      </w:pPr>
+        <w:pStyle w:val="BodyText"/>
+      </w:pPr>
+      <w:r>
+        <w:t xml:space="preserve">三十四、</w:t>
+      </w:r>
       <w:r>
         <w:rPr>
           <w:bCs/>
@@ -1225,23 +1071,16 @@
         <w:t xml:space="preserve">说</w:t>
       </w:r>
       <w:r>
-        <w:t xml:space="preserve">："碎石边坡要评全部三类指标——土壤（土石比、厚度、pH、有机质、</w:t>
-      </w:r>
-      <w:r>
-        <w:t xml:space="preserve"> </w:t>
-      </w:r>
-      <w:r>
-        <w:t xml:space="preserve">八种重金属）、植被、地形。论文表 5 的数据都录进去了。"</w:t>
-      </w:r>
-    </w:p>
-    <w:p>
-      <w:pPr>
-        <w:numPr>
-          <w:ilvl w:val="0"/>
-          <w:numId w:val="1008"/>
-        </w:numPr>
-        <w:pStyle w:val="Compact"/>
-      </w:pPr>
+        <w:t xml:space="preserve">："碎石边坡要评全部三类指标——土壤（土石比、厚度、pH、有机质、八种重金属）、植被、地形。论文表 5 的数据都录进去了。"</w:t>
+      </w:r>
+    </w:p>
+    <w:p>
+      <w:pPr>
+        <w:pStyle w:val="BodyText"/>
+      </w:pPr>
+      <w:r>
+        <w:t xml:space="preserve">三十五、</w:t>
+      </w:r>
       <w:r>
         <w:rPr>
           <w:bCs/>
@@ -1272,14 +1111,10 @@
     </w:p>
     <w:p>
       <w:pPr>
-        <w:numPr>
-          <w:ilvl w:val="0"/>
-          <w:numId w:val="1009"/>
-        </w:numPr>
-        <w:pStyle w:val="Compact"/>
-      </w:pPr>
-      <w:r>
-        <w:t xml:space="preserve">点导航栏</w:t>
+        <w:pStyle w:val="FirstParagraph"/>
+      </w:pPr>
+      <w:r>
+        <w:t xml:space="preserve">三十六、点导航栏</w:t>
       </w:r>
       <w:r>
         <w:t xml:space="preserve"> </w:t>
@@ -1310,12 +1145,11 @@
     </w:p>
     <w:p>
       <w:pPr>
-        <w:numPr>
-          <w:ilvl w:val="0"/>
-          <w:numId w:val="1009"/>
-        </w:numPr>
-        <w:pStyle w:val="Compact"/>
-      </w:pPr>
+        <w:pStyle w:val="BodyText"/>
+      </w:pPr>
+      <w:r>
+        <w:t xml:space="preserve">三十七、</w:t>
+      </w:r>
       <w:r>
         <w:rPr>
           <w:bCs/>
@@ -1324,23 +1158,16 @@
         <w:t xml:space="preserve">说</w:t>
       </w:r>
       <w:r>
-        <w:t xml:space="preserve">："系统按论文式(8) 对各项指标做标准化，按式(9) 分单元赋分、</w:t>
-      </w:r>
-      <w:r>
-        <w:t xml:space="preserve"> </w:t>
-      </w:r>
-      <w:r>
-        <w:t xml:space="preserve">再按面积占比加权合成，最后按论文表 4 判定等级。"</w:t>
-      </w:r>
-    </w:p>
-    <w:p>
-      <w:pPr>
-        <w:numPr>
-          <w:ilvl w:val="0"/>
-          <w:numId w:val="1009"/>
-        </w:numPr>
-        <w:pStyle w:val="Compact"/>
-      </w:pPr>
+        <w:t xml:space="preserve">："系统按论文式(8) 对各项指标做标准化，按式(9) 分单元赋分、再按面积占比加权合成，最后按论文表 4 判定等级。"</w:t>
+      </w:r>
+    </w:p>
+    <w:p>
+      <w:pPr>
+        <w:pStyle w:val="BodyText"/>
+      </w:pPr>
+      <w:r>
+        <w:t xml:space="preserve">三十八、</w:t>
+      </w:r>
       <w:r>
         <w:rPr>
           <w:bCs/>
@@ -1354,14 +1181,10 @@
     </w:p>
     <w:p>
       <w:pPr>
-        <w:numPr>
-          <w:ilvl w:val="1"/>
-          <w:numId w:val="1010"/>
-        </w:numPr>
-        <w:pStyle w:val="Compact"/>
-      </w:pPr>
-      <w:r>
-        <w:t xml:space="preserve">最终评价因子</w:t>
+        <w:pStyle w:val="BodyText"/>
+      </w:pPr>
+      <w:r>
+        <w:t xml:space="preserve">（一）最终评价因子</w:t>
       </w:r>
       <w:r>
         <w:t xml:space="preserve"> </w:t>
@@ -1376,14 +1199,10 @@
     </w:p>
     <w:p>
       <w:pPr>
-        <w:numPr>
-          <w:ilvl w:val="1"/>
-          <w:numId w:val="1010"/>
-        </w:numPr>
-        <w:pStyle w:val="Compact"/>
-      </w:pPr>
-      <w:r>
-        <w:t xml:space="preserve">适宜性等级</w:t>
+        <w:pStyle w:val="BodyText"/>
+      </w:pPr>
+      <w:r>
+        <w:t xml:space="preserve">（二）适宜性等级</w:t>
       </w:r>
       <w:r>
         <w:t xml:space="preserve"> </w:t>
@@ -1398,14 +1217,10 @@
     </w:p>
     <w:p>
       <w:pPr>
-        <w:numPr>
-          <w:ilvl w:val="1"/>
-          <w:numId w:val="1010"/>
-        </w:numPr>
-        <w:pStyle w:val="Compact"/>
-      </w:pPr>
-      <w:r>
-        <w:t xml:space="preserve">推荐措施</w:t>
+        <w:pStyle w:val="BodyText"/>
+      </w:pPr>
+      <w:r>
+        <w:t xml:space="preserve">（三）推荐措施</w:t>
       </w:r>
       <w:r>
         <w:t xml:space="preserve"> </w:t>
@@ -1420,12 +1235,11 @@
     </w:p>
     <w:p>
       <w:pPr>
-        <w:numPr>
-          <w:ilvl w:val="0"/>
-          <w:numId w:val="1009"/>
-        </w:numPr>
-        <w:pStyle w:val="Compact"/>
-      </w:pPr>
+        <w:pStyle w:val="BodyText"/>
+      </w:pPr>
+      <w:r>
+        <w:t xml:space="preserve">三十九、</w:t>
+      </w:r>
       <w:r>
         <w:rPr>
           <w:bCs/>
@@ -1434,13 +1248,7 @@
         <w:t xml:space="preserve">说</w:t>
       </w:r>
       <w:r>
-        <w:t xml:space="preserve">："论文表 4 的三级判定是：小于 0.3 不适宜、0.3 到 0.7 基本适宜、</w:t>
-      </w:r>
-      <w:r>
-        <w:t xml:space="preserve"> </w:t>
-      </w:r>
-      <w:r>
-        <w:t xml:space="preserve">不小于 0.7 适宜。判定结论和论文一致。"</w:t>
+        <w:t xml:space="preserve">："论文表 4 的三级判定是：小于 0.3 不适宜、0.3 到 0.7 基本适宜、不小于 0.7 适宜。判定结论和论文一致。"</w:t>
       </w:r>
     </w:p>
     <w:p>
@@ -1462,14 +1270,10 @@
     </w:p>
     <w:p>
       <w:pPr>
-        <w:numPr>
-          <w:ilvl w:val="0"/>
-          <w:numId w:val="1011"/>
-        </w:numPr>
-        <w:pStyle w:val="Compact"/>
-      </w:pPr>
-      <w:r>
-        <w:t xml:space="preserve">点导航栏</w:t>
+        <w:pStyle w:val="FirstParagraph"/>
+      </w:pPr>
+      <w:r>
+        <w:t xml:space="preserve">四十、点导航栏</w:t>
       </w:r>
       <w:r>
         <w:t xml:space="preserve"> </w:t>
@@ -1500,12 +1304,11 @@
     </w:p>
     <w:p>
       <w:pPr>
-        <w:numPr>
-          <w:ilvl w:val="0"/>
-          <w:numId w:val="1011"/>
-        </w:numPr>
-        <w:pStyle w:val="Compact"/>
-      </w:pPr>
+        <w:pStyle w:val="BodyText"/>
+      </w:pPr>
+      <w:r>
+        <w:t xml:space="preserve">四十一、</w:t>
+      </w:r>
       <w:r>
         <w:rPr>
           <w:bCs/>
@@ -1514,31 +1317,15 @@
         <w:t xml:space="preserve">往下滚，指着表格说</w:t>
       </w:r>
       <w:r>
-        <w:t xml:space="preserve">："每一层指标的实测值、标准化值、权重、加权贡献</w:t>
-      </w:r>
-      <w:r>
-        <w:t xml:space="preserve"> </w:t>
-      </w:r>
-      <w:r>
-        <w:t xml:space="preserve">全列出来了。比如碎石边坡的土石比，实测 0.34、标准化后 0.425、</w:t>
-      </w:r>
-      <w:r>
-        <w:t xml:space="preserve"> </w:t>
-      </w:r>
-      <w:r>
-        <w:t xml:space="preserve">权重 0.25、贡献 0.1062。任何一步都能复核，不用猜中间怎么算的。"</w:t>
-      </w:r>
-    </w:p>
-    <w:p>
-      <w:pPr>
-        <w:numPr>
-          <w:ilvl w:val="0"/>
-          <w:numId w:val="1011"/>
-        </w:numPr>
-        <w:pStyle w:val="Compact"/>
-      </w:pPr>
-      <w:r>
-        <w:t xml:space="preserve">点</w:t>
+        <w:t xml:space="preserve">："每一层指标的实测值、标准化值、权重、加权贡献全列出来了。比如碎石边坡的土石比，实测 0.34、标准化后 0.425、权重 0.25、贡献 0.1062。任何一步都能复核，不用猜中间怎么算的。"</w:t>
+      </w:r>
+    </w:p>
+    <w:p>
+      <w:pPr>
+        <w:pStyle w:val="BodyText"/>
+      </w:pPr>
+      <w:r>
+        <w:t xml:space="preserve">四十二、点</w:t>
       </w:r>
       <w:r>
         <w:t xml:space="preserve"> </w:t>
@@ -1559,12 +1346,11 @@
     </w:p>
     <w:p>
       <w:pPr>
-        <w:numPr>
-          <w:ilvl w:val="0"/>
-          <w:numId w:val="1011"/>
-        </w:numPr>
-        <w:pStyle w:val="Compact"/>
-      </w:pPr>
+        <w:pStyle w:val="BodyText"/>
+      </w:pPr>
+      <w:r>
+        <w:t xml:space="preserve">四十三、</w:t>
+      </w:r>
       <w:r>
         <w:rPr>
           <w:bCs/>
@@ -2059,229 +1845,8 @@
       </w:pPr>
     </w:lvl>
   </w:abstractNum>
-  <w:abstractNum w:abstractNumId="99411">
-    <w:nsid w:val="A99411"/>
-    <w:multiLevelType w:val="multilevel"/>
-    <w:lvl w:ilvl="0">
-      <w:start w:val="1"/>
-      <w:numFmt w:val="decimal"/>
-      <w:lvlText w:val="%1."/>
-      <w:lvlJc w:val="left"/>
-      <w:pPr>
-        <w:ind w:left="720" w:hanging="480"/>
-      </w:pPr>
-    </w:lvl>
-    <w:lvl w:ilvl="1">
-      <w:start w:val="1"/>
-      <w:numFmt w:val="decimal"/>
-      <w:lvlText w:val="%2."/>
-      <w:lvlJc w:val="left"/>
-      <w:pPr>
-        <w:ind w:left="1440" w:hanging="480"/>
-      </w:pPr>
-    </w:lvl>
-    <w:lvl w:ilvl="2">
-      <w:start w:val="1"/>
-      <w:numFmt w:val="decimal"/>
-      <w:lvlText w:val="%3."/>
-      <w:lvlJc w:val="left"/>
-      <w:pPr>
-        <w:ind w:left="2160" w:hanging="480"/>
-      </w:pPr>
-    </w:lvl>
-    <w:lvl w:ilvl="3">
-      <w:start w:val="1"/>
-      <w:numFmt w:val="decimal"/>
-      <w:lvlText w:val="%4."/>
-      <w:lvlJc w:val="left"/>
-      <w:pPr>
-        <w:ind w:left="2880" w:hanging="480"/>
-      </w:pPr>
-    </w:lvl>
-    <w:lvl w:ilvl="4">
-      <w:start w:val="1"/>
-      <w:numFmt w:val="decimal"/>
-      <w:lvlText w:val="%5."/>
-      <w:lvlJc w:val="left"/>
-      <w:pPr>
-        <w:ind w:left="3600" w:hanging="480"/>
-      </w:pPr>
-    </w:lvl>
-    <w:lvl w:ilvl="5">
-      <w:start w:val="1"/>
-      <w:numFmt w:val="decimal"/>
-      <w:lvlText w:val="%6."/>
-      <w:lvlJc w:val="left"/>
-      <w:pPr>
-        <w:ind w:left="4320" w:hanging="480"/>
-      </w:pPr>
-    </w:lvl>
-    <w:lvl w:ilvl="6">
-      <w:start w:val="1"/>
-      <w:numFmt w:val="decimal"/>
-      <w:lvlText w:val="%7."/>
-      <w:lvlJc w:val="left"/>
-      <w:pPr>
-        <w:ind w:left="5040" w:hanging="480"/>
-      </w:pPr>
-    </w:lvl>
-    <w:lvl w:ilvl="7">
-      <w:start w:val="1"/>
-      <w:numFmt w:val="decimal"/>
-      <w:lvlText w:val="%8."/>
-      <w:lvlJc w:val="left"/>
-      <w:pPr>
-        <w:ind w:left="5760" w:hanging="480"/>
-      </w:pPr>
-    </w:lvl>
-    <w:lvl w:ilvl="8">
-      <w:start w:val="1"/>
-      <w:numFmt w:val="decimal"/>
-      <w:lvlText w:val="%9."/>
-      <w:lvlJc w:val="left"/>
-      <w:pPr>
-        <w:ind w:left="6480" w:hanging="480"/>
-      </w:pPr>
-    </w:lvl>
-  </w:abstractNum>
-  <w:abstractNum w:abstractNumId="991">
-    <w:nsid w:val="A991"/>
-    <w:multiLevelType w:val="multilevel"/>
-    <w:lvl w:ilvl="0">
-      <w:numFmt w:val="bullet"/>
-      <w:lvlText w:val="•"/>
-      <w:lvlJc w:val="left"/>
-      <w:pPr>
-        <w:ind w:left="720" w:hanging="480"/>
-      </w:pPr>
-    </w:lvl>
-    <w:lvl w:ilvl="1">
-      <w:numFmt w:val="bullet"/>
-      <w:lvlText w:val="–"/>
-      <w:lvlJc w:val="left"/>
-      <w:pPr>
-        <w:ind w:left="1440" w:hanging="480"/>
-      </w:pPr>
-    </w:lvl>
-    <w:lvl w:ilvl="2">
-      <w:numFmt w:val="bullet"/>
-      <w:lvlText w:val="•"/>
-      <w:lvlJc w:val="left"/>
-      <w:pPr>
-        <w:ind w:left="2160" w:hanging="480"/>
-      </w:pPr>
-    </w:lvl>
-    <w:lvl w:ilvl="3">
-      <w:numFmt w:val="bullet"/>
-      <w:lvlText w:val="–"/>
-      <w:lvlJc w:val="left"/>
-      <w:pPr>
-        <w:ind w:left="2880" w:hanging="480"/>
-      </w:pPr>
-    </w:lvl>
-    <w:lvl w:ilvl="4">
-      <w:numFmt w:val="bullet"/>
-      <w:lvlText w:val="•"/>
-      <w:lvlJc w:val="left"/>
-      <w:pPr>
-        <w:ind w:left="3600" w:hanging="480"/>
-      </w:pPr>
-    </w:lvl>
-    <w:lvl w:ilvl="5">
-      <w:numFmt w:val="bullet"/>
-      <w:lvlText w:val="–"/>
-      <w:lvlJc w:val="left"/>
-      <w:pPr>
-        <w:ind w:left="4320" w:hanging="480"/>
-      </w:pPr>
-    </w:lvl>
-    <w:lvl w:ilvl="6">
-      <w:numFmt w:val="bullet"/>
-      <w:lvlText w:val="•"/>
-      <w:lvlJc w:val="left"/>
-      <w:pPr>
-        <w:ind w:left="5040" w:hanging="480"/>
-      </w:pPr>
-    </w:lvl>
-    <w:lvl w:ilvl="7">
-      <w:numFmt w:val="bullet"/>
-      <w:lvlText w:val="–"/>
-      <w:lvlJc w:val="left"/>
-      <w:pPr>
-        <w:ind w:left="5760" w:hanging="480"/>
-      </w:pPr>
-    </w:lvl>
-    <w:lvl w:ilvl="8">
-      <w:numFmt w:val="bullet"/>
-      <w:lvlText w:val="•"/>
-      <w:lvlJc w:val="left"/>
-      <w:pPr>
-        <w:ind w:left="6480" w:hanging="480"/>
-      </w:pPr>
-    </w:lvl>
-  </w:abstractNum>
   <w:num w:numId="1000">
     <w:abstractNumId w:val="990"/>
-  </w:num>
-  <w:num w:numId="1001">
-    <w:abstractNumId w:val="99411"/>
-    <w:lvlOverride w:ilvl="0">
-      <w:startOverride w:val="1"/>
-    </w:lvlOverride>
-    <w:lvlOverride w:ilvl="1">
-      <w:startOverride w:val="1"/>
-    </w:lvlOverride>
-    <w:lvlOverride w:ilvl="2">
-      <w:startOverride w:val="1"/>
-    </w:lvlOverride>
-    <w:lvlOverride w:ilvl="3">
-      <w:startOverride w:val="1"/>
-    </w:lvlOverride>
-    <w:lvlOverride w:ilvl="4">
-      <w:startOverride w:val="1"/>
-    </w:lvlOverride>
-    <w:lvlOverride w:ilvl="5">
-      <w:startOverride w:val="1"/>
-    </w:lvlOverride>
-    <w:lvlOverride w:ilvl="6">
-      <w:startOverride w:val="1"/>
-    </w:lvlOverride>
-    <w:lvlOverride w:ilvl="7">
-      <w:startOverride w:val="1"/>
-    </w:lvlOverride>
-    <w:lvlOverride w:ilvl="8">
-      <w:startOverride w:val="1"/>
-    </w:lvlOverride>
-  </w:num>
-  <w:num w:numId="1002">
-    <w:abstractNumId w:val="991"/>
-  </w:num>
-  <w:num w:numId="1003">
-    <w:abstractNumId w:val="991"/>
-  </w:num>
-  <w:num w:numId="1004">
-    <w:abstractNumId w:val="991"/>
-  </w:num>
-  <w:num w:numId="1005">
-    <w:abstractNumId w:val="991"/>
-  </w:num>
-  <w:num w:numId="1006">
-    <w:abstractNumId w:val="991"/>
-  </w:num>
-  <w:num w:numId="1007">
-    <w:abstractNumId w:val="991"/>
-  </w:num>
-  <w:num w:numId="1008">
-    <w:abstractNumId w:val="991"/>
-  </w:num>
-  <w:num w:numId="1009">
-    <w:abstractNumId w:val="991"/>
-  </w:num>
-  <w:num w:numId="1010">
-    <w:abstractNumId w:val="991"/>
-  </w:num>
-  <w:num w:numId="1011">
-    <w:abstractNumId w:val="991"/>
   </w:num>
 </w:numbering>
 </file>

--- a/文档/演示脚本.docx
+++ b/文档/演示脚本.docx
@@ -249,7 +249,7 @@
         <w:pStyle w:val="BlockText"/>
       </w:pPr>
       <w:r>
-        <w:t xml:space="preserve">"这是按论文方法做的矿山自然恢复适宜性评价系统。论文里的评价流程、AHP 定权、</w:t>
+        <w:t xml:space="preserve">"这是按这套评价方法做的矿山自然恢复适宜性评价系统。评价流程、AHP 定权、</w:t>
       </w:r>
       <w:r>
         <w:t xml:space="preserve"> </w:t>
@@ -377,7 +377,7 @@
         <w:t xml:space="preserve">说</w:t>
       </w:r>
       <w:r>
-        <w:t xml:space="preserve">："九个功能模块，对应论文评价流程的各个环节。"</w:t>
+        <w:t xml:space="preserve">："九个功能模块，对应评价流程的各个环节。"</w:t>
       </w:r>
     </w:p>
     <w:p>
@@ -454,7 +454,7 @@
         <w:t xml:space="preserve">说</w:t>
       </w:r>
       <w:r>
-        <w:t xml:space="preserve">："这是论文第 5 节的案例——玉田县孤树镇白云岩采石场，图斑面积 5.6 公顷，露天开采，已停产。"</w:t>
+        <w:t xml:space="preserve">："这是示例案例——玉田县孤树镇白云岩采石场，图斑面积 5.6 公顷，露天开采，已停产。"</w:t>
       </w:r>
     </w:p>
     <w:p>
@@ -523,7 +523,7 @@
         <w:t xml:space="preserve">说</w:t>
       </w:r>
       <w:r>
-        <w:t xml:space="preserve">："论文里是四项限制性指标：政策、区位约束、土壤污染、地质灾害。论文的流程里还提到'是否为耕地'也是约束条件，所以软件做了五项。"</w:t>
+        <w:t xml:space="preserve">："评价方法中是四项限制性指标：政策、区位约束、土壤污染、地质灾害。评价方法的流程里还提到'是否为耕地'也是约束条件，所以软件做了五项。"</w:t>
       </w:r>
     </w:p>
     <w:p>
@@ -701,7 +701,7 @@
         <w:t xml:space="preserve">说</w:t>
       </w:r>
       <w:r>
-        <w:t xml:space="preserve">："论文按地形地貌把矿山划成平台、碎石边坡、岩质边坡三类微地质单元。面积占比就是论文式(9) 里的权重系数。"</w:t>
+        <w:t xml:space="preserve">："评价方法按地形地貌把矿山划成平台、碎石边坡、岩质边坡三类微地质单元。面积占比就是加权合成公式 里的权重系数。"</w:t>
       </w:r>
     </w:p>
     <w:p>
@@ -719,7 +719,7 @@
         <w:t xml:space="preserve">指出</w:t>
       </w:r>
       <w:r>
-        <w:t xml:space="preserve">："岩质边坡 13.86%、碎石边坡 62.95%、平台 23.19%，和论文一致。系统会自动校验占比合计是不是 100%。"</w:t>
+        <w:t xml:space="preserve">："岩质边坡 13.86%、碎石边坡 62.95%、平台 23.19%，与评价方法一致。系统会自动校验占比合计是不是 100%。"</w:t>
       </w:r>
     </w:p>
     <w:p>
@@ -809,7 +809,7 @@
         <w:t xml:space="preserve">说</w:t>
       </w:r>
       <w:r>
-        <w:t xml:space="preserve">："论文用层次分析法定权。系统按 1–9 标度法构造判断矩阵，只需要填上三角，对角线是 1，下三角自动取倒数。"</w:t>
+        <w:t xml:space="preserve">："评价方法采用层次分析法定权。系统按 1–9 标度法构造判断矩阵，只需要填上三角，对角线是 1，下三角自动取倒数。"</w:t>
       </w:r>
     </w:p>
     <w:p>
@@ -827,7 +827,7 @@
         <w:t xml:space="preserve">指出</w:t>
       </w:r>
       <w:r>
-        <w:t xml:space="preserve">："矩阵里已经按论文表 3 的权重预填好了。"</w:t>
+        <w:t xml:space="preserve">："矩阵里已经按系统默认权重 的权重预填好了。"</w:t>
       </w:r>
     </w:p>
     <w:p>
@@ -863,7 +863,7 @@
         <w:t xml:space="preserve">说</w:t>
       </w:r>
       <w:r>
-        <w:t xml:space="preserve">："用特征根法算出权重：土壤 0.44、植被 0.31、地形 0.25，和论文表 3 完全一致。"（页面显示权重、λmax、CI、CR）</w:t>
+        <w:t xml:space="preserve">："用特征根法算出权重：土壤 0.44、植被 0.31、地形 0.25，和系统默认权重 完全一致。"（页面显示权重、λmax、CI、CR）</w:t>
       </w:r>
     </w:p>
     <w:p>
@@ -881,7 +881,7 @@
         <w:t xml:space="preserve">说</w:t>
       </w:r>
       <w:r>
-        <w:t xml:space="preserve">："论文要求 CR 小于 0.1 才算通过一致性检验，这里通过了。"</w:t>
+        <w:t xml:space="preserve">："评价方法要求 CR 小于 0.1 才算通过一致性检验，这里通过了。"</w:t>
       </w:r>
     </w:p>
     <w:p>
@@ -1029,7 +1029,7 @@
         <w:t xml:space="preserve">说</w:t>
       </w:r>
       <w:r>
-        <w:t xml:space="preserve">："岩质边坡的植生基质是裂隙土，论文里不评价土壤指标，所以系统自动隐藏了土壤相关字段，只保留了植被和地形。"</w:t>
+        <w:t xml:space="preserve">："岩质边坡的植生基质是裂隙土，评价方法中不评价土壤指标，所以系统自动隐藏了土壤相关字段，只保留了植被和地形。"</w:t>
       </w:r>
     </w:p>
     <w:p>
@@ -1071,7 +1071,7 @@
         <w:t xml:space="preserve">说</w:t>
       </w:r>
       <w:r>
-        <w:t xml:space="preserve">："碎石边坡要评全部三类指标——土壤（土石比、厚度、pH、有机质、八种重金属）、植被、地形。论文表 5 的数据都录进去了。"</w:t>
+        <w:t xml:space="preserve">："碎石边坡要评全部三类指标——土壤（土石比、厚度、pH、有机质、八种重金属）、植被、地形。示例案例 的数据都录进去了。"</w:t>
       </w:r>
     </w:p>
     <w:p>
@@ -1158,7 +1158,7 @@
         <w:t xml:space="preserve">说</w:t>
       </w:r>
       <w:r>
-        <w:t xml:space="preserve">："系统按论文式(8) 对各项指标做标准化，按式(9) 分单元赋分、再按面积占比加权合成，最后按论文表 4 判定等级。"</w:t>
+        <w:t xml:space="preserve">："系统按标准化公式对各项指标做标准化，按加权合成公式分单元赋分、再按面积占比加权合成，最后按适宜性等级划分表判定等级。"</w:t>
       </w:r>
     </w:p>
     <w:p>
@@ -1248,7 +1248,7 @@
         <w:t xml:space="preserve">说</w:t>
       </w:r>
       <w:r>
-        <w:t xml:space="preserve">："论文表 4 的三级判定是：小于 0.3 不适宜、0.3 到 0.7 基本适宜、不小于 0.7 适宜。判定结论和论文一致。"</w:t>
+        <w:t xml:space="preserve">："适宜性等级划分表的三级判定是：小于 0.3 不适宜、0.3 到 0.7 基本适宜、不小于 0.7 适宜。判定结论与评价方法一致。"</w:t>
       </w:r>
     </w:p>
     <w:p>
@@ -1390,7 +1390,7 @@
         <w:t xml:space="preserve"> </w:t>
       </w:r>
       <w:r>
-        <w:t xml:space="preserve">定量评价、报告输出——都在系统里完成。论文的方法都落到了软件里，</w:t>
+        <w:t xml:space="preserve">定量评价、报告输出——都在系统里完成。整套评价方法都落到了软件里，</w:t>
       </w:r>
       <w:r>
         <w:t xml:space="preserve"> </w:t>
@@ -1426,7 +1426,7 @@
           <w:bCs/>
           <w:b/>
         </w:rPr>
-        <w:t xml:space="preserve">Q：为什么最终得分是 0.7156，不是论文的 0.76？</w:t>
+        <w:t xml:space="preserve">Q：为什么最终得分是 0.7156，不是案例材料的 0.76？</w:t>
       </w:r>
     </w:p>
     <w:p>
@@ -1434,7 +1434,7 @@
         <w:pStyle w:val="BlockText"/>
       </w:pPr>
       <w:r>
-        <w:t xml:space="preserve">论文正文给了坡度的 25° 分界和坡向的三档赋值，但没给坡度连续折算的具体公式。</w:t>
+        <w:t xml:space="preserve">评价方法给了坡度的 25° 分界和坡向的三档赋值，但没给坡度连续折算的具体公式。</w:t>
       </w:r>
       <w:r>
         <w:t xml:space="preserve"> </w:t>
@@ -1475,7 +1475,7 @@
         <w:pStyle w:val="BlockText"/>
       </w:pPr>
       <w:r>
-        <w:t xml:space="preserve">不是。系统默认载入论文表 3 的权重，但矩阵可以编辑、可以重新计算，</w:t>
+        <w:t xml:space="preserve">不是。系统默认载入系统默认权重 的权重，但矩阵可以编辑、可以重新计算，</w:t>
       </w:r>
       <w:r>
         <w:t xml:space="preserve"> </w:t>

--- a/文档/演示脚本.docx
+++ b/文档/演示脚本.docx
@@ -719,7 +719,7 @@
         <w:t xml:space="preserve">指出</w:t>
       </w:r>
       <w:r>
-        <w:t xml:space="preserve">："岩质边坡 13.86%、碎石边坡 62.95%、平台 23.19%，与评价方法一致。系统会自动校验占比合计是不是 100%。"</w:t>
+        <w:t xml:space="preserve">："平台 26.3%、碎石边坡 69.5%、岩质边坡 4.2%，与评价方法一致。系统会自动校验占比合计是不是 100%。"</w:t>
       </w:r>
     </w:p>
     <w:p>
@@ -1194,7 +1194,7 @@
           <w:bCs/>
           <w:b/>
         </w:rPr>
-        <w:t xml:space="preserve">F = 0.7156</w:t>
+        <w:t xml:space="preserve">F = 0.7404</w:t>
       </w:r>
     </w:p>
     <w:p>
@@ -1426,7 +1426,7 @@
           <w:bCs/>
           <w:b/>
         </w:rPr>
-        <w:t xml:space="preserve">Q：为什么最终得分是 0.7156，不是案例材料的 0.76？</w:t>
+        <w:t xml:space="preserve">Q：为什么最终得分是 0.7404，不是案例材料的 0.76／0.77？</w:t>
       </w:r>
     </w:p>
     <w:p>

--- a/文档/演示脚本.docx
+++ b/文档/演示脚本.docx
@@ -523,7 +523,7 @@
         <w:t xml:space="preserve">说</w:t>
       </w:r>
       <w:r>
-        <w:t xml:space="preserve">："评价方法中是四项限制性指标：政策、区位约束、土壤污染、地质灾害。评价方法的流程里还提到'是否为耕地'也是约束条件，所以软件做了五项。"</w:t>
+        <w:t xml:space="preserve">："限制性指标共四项：政策约束、区位约束、土壤污染、地质灾害。这是判定的第一道门槛，任一项不通过就直接给出生态重建或人工辅助的结论，不再进入定量评价。"</w:t>
       </w:r>
     </w:p>
     <w:p>
